--- a/word_reports/LP_0303_위치_344_Roy Buchanan_Roy Buchanan.docx
+++ b/word_reports/LP_0303_위치_344_Roy Buchanan_Roy Buchanan.docx
@@ -4,7 +4,7 @@
   <w:body>
     <w:p>
       <w:pPr>
-        <w:spacing w:after="280"/>
+        <w:spacing w:after="80"/>
       </w:pPr>
       <w:r>
         <w:rPr w:rFonts="맑은 고딕">
@@ -13,94 +13,47 @@
           <w:color w:val="1E3A8A"/>
           <w:sz w:val="30"/>
         </w:rPr>
-        <w:t>[344] Roy Buchanan - Roy Buchanan</w:t>
+        <w:t>Roy Buchanan (로이 뷰캐넌) - Roy Buchanan</w:t>
       </w:r>
     </w:p>
     <w:p>
       <w:pPr>
-        <w:spacing w:after="320"/>
+        <w:spacing w:after="240"/>
       </w:pPr>
       <w:r>
         <w:rPr w:rFonts="맑은 고딕">
           <w:rFonts w:ascii="맑은 고딕" w:hAnsi="맑은 고딕" w:eastAsia="맑은 고딕"/>
           <w:b/>
-          <w:sz w:val="20"/>
+          <w:color w:val="4B5563"/>
+          <w:sz w:val="22"/>
         </w:rPr>
-        <w:t>■ 위치 : 344</w:t>
-        <w:br/>
-      </w:r>
-      <w:r>
-        <w:rPr w:rFonts="맑은 고딕">
-          <w:rFonts w:ascii="맑은 고딕" w:hAnsi="맑은 고딕" w:eastAsia="맑은 고딕"/>
-          <w:b/>
-          <w:sz w:val="20"/>
-        </w:rPr>
-        <w:t>■ 아티스트 : Roy Buchanan</w:t>
-        <w:br/>
-      </w:r>
-      <w:r>
-        <w:rPr w:rFonts="맑은 고딕">
-          <w:rFonts w:ascii="맑은 고딕" w:hAnsi="맑은 고딕" w:eastAsia="맑은 고딕"/>
-          <w:b/>
-          <w:sz w:val="20"/>
-        </w:rPr>
-        <w:t>■ 앨범명 : Roy Buchanan</w:t>
-        <w:br/>
-      </w:r>
-      <w:r>
-        <w:rPr w:rFonts="맑은 고딕">
-          <w:rFonts w:ascii="맑은 고딕" w:hAnsi="맑은 고딕" w:eastAsia="맑은 고딕"/>
-          <w:b w:val="0"/>
-          <w:sz w:val="20"/>
-        </w:rPr>
-        <w:t>■ 음반 레이블 : Polydor</w:t>
-        <w:br/>
-      </w:r>
-      <w:r>
-        <w:rPr w:rFonts="맑은 고딕">
-          <w:rFonts w:ascii="맑은 고딕" w:hAnsi="맑은 고딕" w:eastAsia="맑은 고딕"/>
-          <w:b w:val="0"/>
-          <w:sz w:val="20"/>
-        </w:rPr>
-        <w:t>■ 발매년도 : 1972</w:t>
-        <w:br/>
-      </w:r>
-      <w:r>
-        <w:rPr w:rFonts="맑은 고딕">
-          <w:rFonts w:ascii="맑은 고딕" w:hAnsi="맑은 고딕" w:eastAsia="맑은 고딕"/>
-          <w:b w:val="0"/>
-          <w:sz w:val="20"/>
-        </w:rPr>
-        <w:t>■ 장르 : 블루스 록 (Blues Rock), 일렉트릭 블루스 (Electric Blues)</w:t>
-        <w:br/>
-      </w:r>
-      <w:r>
-        <w:rPr w:rFonts="맑은 고딕">
-          <w:rFonts w:ascii="맑은 고딕" w:hAnsi="맑은 고딕" w:eastAsia="맑은 고딕"/>
-          <w:b w:val="0"/>
-          <w:sz w:val="20"/>
-        </w:rPr>
-        <w:t>■ 주요 수록곡 : - The Messiah Will Come Again</w:t>
-        <w:br/>
+        <w:t>위치 :  344</w:t>
       </w:r>
     </w:p>
     <w:p>
       <w:pPr>
-        <w:spacing w:after="160"/>
+        <w:spacing w:line="324" w:lineRule="auto" w:before="80" w:after="160"/>
       </w:pPr>
       <w:r>
         <w:rPr w:rFonts="맑은 고딕">
           <w:rFonts w:ascii="맑은 고딕" w:hAnsi="맑은 고딕" w:eastAsia="맑은 고딕"/>
           <w:b/>
           <w:color w:val="1F2937"/>
-          <w:sz w:val="24"/>
+          <w:sz w:val="22"/>
         </w:rPr>
-        <w:t>■ 음반 해설 및 감상 가이드</w:t>
+        <w:t xml:space="preserve">[음반 소개] </w:t>
+      </w:r>
+      <w:r>
+        <w:rPr w:rFonts="맑은 고딕">
+          <w:rFonts w:ascii="맑은 고딕" w:hAnsi="맑은 고딕" w:eastAsia="맑은 고딕"/>
+          <w:b w:val="0"/>
+          <w:sz w:val="21"/>
+        </w:rPr>
       </w:r>
     </w:p>
     <w:p>
       <w:pPr>
-        <w:spacing w:line="312" w:lineRule="auto" w:after="120"/>
+        <w:spacing w:line="324" w:lineRule="auto" w:after="120"/>
       </w:pPr>
       <w:r>
         <w:rPr w:rFonts="맑은 고딕">
@@ -108,51 +61,516 @@
           <w:b w:val="0"/>
           <w:sz w:val="21"/>
         </w:rPr>
-        <w:t>'세계에서 가장 유명하지 않은 최고의 기타리스트'라는 역설적인 찬사를 받던 로이 뷰캐넌(Roy Buchanan)이 1972년에 발표한 전설적인 메이저 데뷔 앨범입니다. 오랜 시간 언더그라운드 뮤지션들의 우상이자 세션 연주자로만 머물던 그는, PBS 다큐멘터리를 통해 전 세계 음악계의 조명을 받으며 마침내 자신의 이름을 내건 첫 공식 음반을 세상에 선보였습니다. 이 앨범은 일렉트릭 기타라는 악기가 지닌 표현의 한계를 극대화하여 블루스 록의 새로운 지평을 열었다고 평가받는 명반입니다.</w:t>
+        <w:t>일렉트릭 기타라는 악기가 뿜어낼 수 있는 가장 인간적이고도 비극적인 비명을 담아낸 로이 뷰캐넌의 1972년 메이저 데뷔작입니다. 화려한 스타덤을 거부한 채 오직 낡은 텔레캐스터 한 대에 자신의 영혼과 고독을 투영했던 그의 연주는 블루스와 컨트리의 경계를 넘어 숭고한 예술적 경지에 도달해 있습니다. 거친 숨결처럼 토해내는 서정적인 벤딩과 현을 쥐어짜는 듯한 하모닉스는 듣는 이의 심장에 깊고 아련한 상흔을 남기며 진정한 기타 예술의 본질을 일깨워 줍니다.</w:t>
       </w:r>
     </w:p>
     <w:p>
       <w:pPr>
-        <w:spacing w:line="312" w:lineRule="auto" w:after="120"/>
+        <w:spacing w:line="324" w:lineRule="auto" w:before="200" w:after="80"/>
       </w:pPr>
+      <w:r>
+        <w:rPr w:rFonts="맑은 고딕">
+          <w:rFonts w:ascii="맑은 고딕" w:hAnsi="맑은 고딕" w:eastAsia="맑은 고딕"/>
+          <w:b/>
+          <w:color w:val="1E3A8A"/>
+          <w:sz w:val="24"/>
+        </w:rPr>
+        <w:t>1. 음반 데이터</w:t>
+      </w:r>
+    </w:p>
+    <w:p>
+      <w:pPr>
+        <w:spacing w:line="324" w:lineRule="auto" w:after="80"/>
+      </w:pPr>
+      <w:r>
+        <w:rPr w:rFonts="맑은 고딕">
+          <w:rFonts w:ascii="맑은 고딕" w:hAnsi="맑은 고딕" w:eastAsia="맑은 고딕"/>
+          <w:b w:val="0"/>
+          <w:color w:val="6B7280"/>
+          <w:sz w:val="21"/>
+        </w:rPr>
+        <w:t xml:space="preserve">· </w:t>
+      </w:r>
+      <w:r>
+        <w:rPr w:rFonts="맑은 고딕">
+          <w:rFonts w:ascii="맑은 고딕" w:hAnsi="맑은 고딕" w:eastAsia="맑은 고딕"/>
+          <w:b/>
+          <w:color w:val="1F2937"/>
+          <w:sz w:val="21"/>
+        </w:rPr>
+        <w:t xml:space="preserve">앨범명: </w:t>
+      </w:r>
       <w:r>
         <w:rPr w:rFonts="맑은 고딕">
           <w:rFonts w:ascii="맑은 고딕" w:hAnsi="맑은 고딕" w:eastAsia="맑은 고딕"/>
           <w:b w:val="0"/>
           <w:sz w:val="21"/>
         </w:rPr>
-        <w:t>로이 뷰캐넌 음악의 핵심은 단연 펜더 텔레캐스터(Fender Telecaster) 기타 한 자루로 만들어내는 독보적인 톤과 테크닉에 있습니다. 별도의 화려한 이펙터를 배제하고, 오직 손끝의 정교한 피킹과 볼륨 노브 조절, 그리고 특유의 핀치 하모닉스(Pinch Harmonics) 기술만으로 울부짖는 듯한 서정성과 날카로운 통찰력을 동시에 표현해 냅니다. 컨트리의 정교함, 블루스의 깊은 한(恨), 그리고 고스펠의 영적인 분위기가 절묘하게 융합된 그의 연주는 듣는 이의 영혼을 깊은 곳에서부터 흔들어 놓습니다.</w:t>
+        <w:t>Roy Buchanan</w:t>
       </w:r>
     </w:p>
     <w:p>
       <w:pPr>
-        <w:spacing w:line="312" w:lineRule="auto" w:after="120"/>
+        <w:spacing w:line="324" w:lineRule="auto" w:after="80"/>
       </w:pPr>
+      <w:r>
+        <w:rPr w:rFonts="맑은 고딕">
+          <w:rFonts w:ascii="맑은 고딕" w:hAnsi="맑은 고딕" w:eastAsia="맑은 고딕"/>
+          <w:b w:val="0"/>
+          <w:color w:val="6B7280"/>
+          <w:sz w:val="21"/>
+        </w:rPr>
+        <w:t xml:space="preserve">· </w:t>
+      </w:r>
+      <w:r>
+        <w:rPr w:rFonts="맑은 고딕">
+          <w:rFonts w:ascii="맑은 고딕" w:hAnsi="맑은 고딕" w:eastAsia="맑은 고딕"/>
+          <w:b/>
+          <w:color w:val="1F2937"/>
+          <w:sz w:val="21"/>
+        </w:rPr>
+        <w:t xml:space="preserve">아티스트: </w:t>
+      </w:r>
       <w:r>
         <w:rPr w:rFonts="맑은 고딕">
           <w:rFonts w:ascii="맑은 고딕" w:hAnsi="맑은 고딕" w:eastAsia="맑은 고딕"/>
           <w:b w:val="0"/>
           <w:sz w:val="21"/>
         </w:rPr>
-        <w:t>수록곡 중 단연 돋보이는 트랙은 로이 뷰캐넌의 음악 인생을 상징하는 불후의 명곡 'The Messiah Will Come Again'입니다. 나레이션으로 시작하여 마침내 폭발하듯 터져 나오는 기타 솔로는 마치 인간의 절규와 구원을 향한 비장한 기도처럼 들리며, 기타 연주가 도달할 수 있는 가장 높은 예술적 경지를 보여줍니다. 또한 돈 깁슨의 원곡을 서정적이면서도 격정적인 일렉트릭 블루스로 재해석한 'Sweet Dreams'와 그만의 경쾌한 핑거피킹 테크닉이 빛나는 'Cajun' 등은 그가 지닌 넓은 음악적 스펙트럼을 잘 보여줍니다.</w:t>
+        <w:t>Roy Buchanan (로이 뷰캐넌)</w:t>
       </w:r>
     </w:p>
     <w:p>
       <w:pPr>
-        <w:spacing w:line="312" w:lineRule="auto" w:after="120"/>
+        <w:spacing w:line="324" w:lineRule="auto" w:after="80"/>
       </w:pPr>
+      <w:r>
+        <w:rPr w:rFonts="맑은 고딕">
+          <w:rFonts w:ascii="맑은 고딕" w:hAnsi="맑은 고딕" w:eastAsia="맑은 고딕"/>
+          <w:b w:val="0"/>
+          <w:color w:val="6B7280"/>
+          <w:sz w:val="21"/>
+        </w:rPr>
+        <w:t xml:space="preserve">· </w:t>
+      </w:r>
+      <w:r>
+        <w:rPr w:rFonts="맑은 고딕">
+          <w:rFonts w:ascii="맑은 고딕" w:hAnsi="맑은 고딕" w:eastAsia="맑은 고딕"/>
+          <w:b/>
+          <w:color w:val="1F2937"/>
+          <w:sz w:val="21"/>
+        </w:rPr>
+        <w:t xml:space="preserve">발매 정보: </w:t>
+      </w:r>
       <w:r>
         <w:rPr w:rFonts="맑은 고딕">
           <w:rFonts w:ascii="맑은 고딕" w:hAnsi="맑은 고딕" w:eastAsia="맑은 고딕"/>
           <w:b w:val="0"/>
           <w:sz w:val="21"/>
         </w:rPr>
-        <w:t>제프 백, 에릭 클랩튼, 개리 무어 등 당대 최고의 거장들조차 깊은 경외감을 표했던 로이 뷰캐넌의 이 데뷔작은, 단순한 블루스 음반을 넘어 일렉트릭 기타 연주사(史)에 영원히 기록될 위대한 유산입니다. LP의 따뜻하고 날카로운 아날로그 질감을 통해 전달되는 그의 텔레캐스터 톤은, 진정한 음악적 울림을 갈망하는 리스너에게 대체 불가능한 깊은 감동을 선사할 것입니다.</w:t>
+        <w:t>1972년 8월 폴리도르(Polydor) 레코드를 통해 발매된 정규 데뷔 앨범으로, 미국 PBS 다큐멘터리 '세상에서 가장 위대한 무명 기타리스트' 방영 이후 전 세계 음악계의 뜨거운 조명 속에 발표된 역사적 명반입니다.</w:t>
+      </w:r>
+    </w:p>
+    <w:p>
+      <w:pPr>
+        <w:spacing w:line="324" w:lineRule="auto" w:after="80"/>
+      </w:pPr>
+      <w:r>
+        <w:rPr w:rFonts="맑은 고딕">
+          <w:rFonts w:ascii="맑은 고딕" w:hAnsi="맑은 고딕" w:eastAsia="맑은 고딕"/>
+          <w:b w:val="0"/>
+          <w:color w:val="6B7280"/>
+          <w:sz w:val="21"/>
+        </w:rPr>
+        <w:t xml:space="preserve">· </w:t>
+      </w:r>
+      <w:r>
+        <w:rPr w:rFonts="맑은 고딕">
+          <w:rFonts w:ascii="맑은 고딕" w:hAnsi="맑은 고딕" w:eastAsia="맑은 고딕"/>
+          <w:b/>
+          <w:color w:val="1F2937"/>
+          <w:sz w:val="21"/>
+        </w:rPr>
+        <w:t xml:space="preserve">LP 인기도(판매량): </w:t>
+      </w:r>
+      <w:r>
+        <w:rPr w:rFonts="맑은 고딕">
+          <w:rFonts w:ascii="맑은 고딕" w:hAnsi="맑은 고딕" w:eastAsia="맑은 고딕"/>
+          <w:b w:val="0"/>
+          <w:sz w:val="21"/>
+        </w:rPr>
+        <w:t>발매 직후 특별한 대중적 프로모션 없이도 순수한 입소문과 음악적 충격파를 통해 빌보드 200 차트 107위에 올랐으며, 오랜 세월 꾸준한 스테디셀러로 사랑받아 50만 장 이상의 판매고를 올리며 RIAA 골드 디스크를 기록했습니다.</w:t>
+      </w:r>
+    </w:p>
+    <w:p>
+      <w:pPr>
+        <w:spacing w:line="324" w:lineRule="auto" w:after="80"/>
+      </w:pPr>
+      <w:r>
+        <w:rPr w:rFonts="맑은 고딕">
+          <w:rFonts w:ascii="맑은 고딕" w:hAnsi="맑은 고딕" w:eastAsia="맑은 고딕"/>
+          <w:b w:val="0"/>
+          <w:color w:val="6B7280"/>
+          <w:sz w:val="21"/>
+        </w:rPr>
+        <w:t xml:space="preserve">· </w:t>
+      </w:r>
+      <w:r>
+        <w:rPr w:rFonts="맑은 고딕">
+          <w:rFonts w:ascii="맑은 고딕" w:hAnsi="맑은 고딕" w:eastAsia="맑은 고딕"/>
+          <w:b/>
+          <w:color w:val="1F2937"/>
+          <w:sz w:val="21"/>
+        </w:rPr>
+        <w:t xml:space="preserve">각종 수상경력: </w:t>
+      </w:r>
+      <w:r>
+        <w:rPr w:rFonts="맑은 고딕">
+          <w:rFonts w:ascii="맑은 고딕" w:hAnsi="맑은 고딕" w:eastAsia="맑은 고딕"/>
+          <w:b w:val="0"/>
+          <w:sz w:val="21"/>
+        </w:rPr>
+        <w:t>롤링 스톤(Rolling Stone)을 비롯한 전 세계 유수 음악 평단으로부터 "일렉트릭 기타 표현의 지평을 넓힌 마스터피스"라는 찬사를 받았으며, 후대 일렉트릭 기타리스트들의 필청 교본이자 역사상 최고의 기타 명반 중 하나로 널리 공인받고 있습니다.</w:t>
+      </w:r>
+    </w:p>
+    <w:p>
+      <w:pPr>
+        <w:spacing w:line="324" w:lineRule="auto" w:before="200" w:after="80"/>
+      </w:pPr>
+      <w:r>
+        <w:rPr w:rFonts="맑은 고딕">
+          <w:rFonts w:ascii="맑은 고딕" w:hAnsi="맑은 고딕" w:eastAsia="맑은 고딕"/>
+          <w:b/>
+          <w:color w:val="1E3A8A"/>
+          <w:sz w:val="24"/>
+        </w:rPr>
+        <w:t>2. 아티스트 정보</w:t>
+      </w:r>
+    </w:p>
+    <w:p>
+      <w:pPr>
+        <w:spacing w:line="324" w:lineRule="auto" w:after="80"/>
+      </w:pPr>
+      <w:r>
+        <w:rPr w:rFonts="맑은 고딕">
+          <w:rFonts w:ascii="맑은 고딕" w:hAnsi="맑은 고딕" w:eastAsia="맑은 고딕"/>
+          <w:b w:val="0"/>
+          <w:color w:val="6B7280"/>
+          <w:sz w:val="21"/>
+        </w:rPr>
+        <w:t xml:space="preserve">· </w:t>
+      </w:r>
+      <w:r>
+        <w:rPr w:rFonts="맑은 고딕">
+          <w:rFonts w:ascii="맑은 고딕" w:hAnsi="맑은 고딕" w:eastAsia="맑은 고딕"/>
+          <w:b/>
+          <w:color w:val="1F2937"/>
+          <w:sz w:val="21"/>
+        </w:rPr>
+        <w:t xml:space="preserve">국적: </w:t>
+      </w:r>
+      <w:r>
+        <w:rPr w:rFonts="맑은 고딕">
+          <w:rFonts w:ascii="맑은 고딕" w:hAnsi="맑은 고딕" w:eastAsia="맑은 고딕"/>
+          <w:b w:val="0"/>
+          <w:sz w:val="21"/>
+        </w:rPr>
+        <w:t>미국</w:t>
+      </w:r>
+    </w:p>
+    <w:p>
+      <w:pPr>
+        <w:spacing w:line="324" w:lineRule="auto" w:after="80"/>
+      </w:pPr>
+      <w:r>
+        <w:rPr w:rFonts="맑은 고딕">
+          <w:rFonts w:ascii="맑은 고딕" w:hAnsi="맑은 고딕" w:eastAsia="맑은 고딕"/>
+          <w:b w:val="0"/>
+          <w:color w:val="6B7280"/>
+          <w:sz w:val="21"/>
+        </w:rPr>
+        <w:t xml:space="preserve">· </w:t>
+      </w:r>
+      <w:r>
+        <w:rPr w:rFonts="맑은 고딕">
+          <w:rFonts w:ascii="맑은 고딕" w:hAnsi="맑은 고딕" w:eastAsia="맑은 고딕"/>
+          <w:b/>
+          <w:color w:val="1F2937"/>
+          <w:sz w:val="21"/>
+        </w:rPr>
+        <w:t xml:space="preserve">생몰년도: </w:t>
+      </w:r>
+      <w:r>
+        <w:rPr w:rFonts="맑은 고딕">
+          <w:rFonts w:ascii="맑은 고딕" w:hAnsi="맑은 고딕" w:eastAsia="맑은 고딕"/>
+          <w:b w:val="0"/>
+          <w:sz w:val="21"/>
+        </w:rPr>
+        <w:t>1939년 9월 23일 ~ 1988년 8월 14일</w:t>
+      </w:r>
+    </w:p>
+    <w:p>
+      <w:pPr>
+        <w:spacing w:line="324" w:lineRule="auto" w:after="80"/>
+      </w:pPr>
+      <w:r>
+        <w:rPr w:rFonts="맑은 고딕">
+          <w:rFonts w:ascii="맑은 고딕" w:hAnsi="맑은 고딕" w:eastAsia="맑은 고딕"/>
+          <w:b w:val="0"/>
+          <w:color w:val="6B7280"/>
+          <w:sz w:val="21"/>
+        </w:rPr>
+        <w:t xml:space="preserve">· </w:t>
+      </w:r>
+      <w:r>
+        <w:rPr w:rFonts="맑은 고딕">
+          <w:rFonts w:ascii="맑은 고딕" w:hAnsi="맑은 고딕" w:eastAsia="맑은 고딕"/>
+          <w:b/>
+          <w:color w:val="1F2937"/>
+          <w:sz w:val="21"/>
+        </w:rPr>
+        <w:t xml:space="preserve">그룹 소속: </w:t>
+      </w:r>
+      <w:r>
+        <w:rPr w:rFonts="맑은 고딕">
+          <w:rFonts w:ascii="맑은 고딕" w:hAnsi="맑은 고딕" w:eastAsia="맑은 고딕"/>
+          <w:b w:val="0"/>
+          <w:sz w:val="21"/>
+        </w:rPr>
+        <w:t>솔로</w:t>
+      </w:r>
+    </w:p>
+    <w:p>
+      <w:pPr>
+        <w:spacing w:line="324" w:lineRule="auto" w:after="80"/>
+      </w:pPr>
+      <w:r>
+        <w:rPr w:rFonts="맑은 고딕">
+          <w:rFonts w:ascii="맑은 고딕" w:hAnsi="맑은 고딕" w:eastAsia="맑은 고딕"/>
+          <w:b w:val="0"/>
+          <w:color w:val="6B7280"/>
+          <w:sz w:val="21"/>
+        </w:rPr>
+        <w:t xml:space="preserve">· </w:t>
+      </w:r>
+      <w:r>
+        <w:rPr w:rFonts="맑은 고딕">
+          <w:rFonts w:ascii="맑은 고딕" w:hAnsi="맑은 고딕" w:eastAsia="맑은 고딕"/>
+          <w:b/>
+          <w:color w:val="1F2937"/>
+          <w:sz w:val="21"/>
+        </w:rPr>
+        <w:t xml:space="preserve">아티스트 소개: </w:t>
+      </w:r>
+      <w:r>
+        <w:rPr w:rFonts="맑은 고딕">
+          <w:rFonts w:ascii="맑은 고딕" w:hAnsi="맑은 고딕" w:eastAsia="맑은 고딕"/>
+          <w:b w:val="0"/>
+          <w:sz w:val="21"/>
+        </w:rPr>
+        <w:t>로이 뷰캐넌은 1953년산 펜더 텔레캐스터 '낸시(Nancy)'를 통해 기타를 마치 흐느끼는 인간의 음성처럼 노래하게 만든 비운의 천재 기타리스트입니다. 볼륨 주법과 독창적인 피킹 하모닉스로 자신만의 독보적인 톤을 확립하였으며, 롤링 스톤스의 가입 제안마저 고사한 채 평생을 순수한 장인 정신으로 일관하여 제프 벡을 비롯한 수많은 거장들에게 지대한 영감을 선사했습니다.</w:t>
+      </w:r>
+    </w:p>
+    <w:p>
+      <w:pPr>
+        <w:spacing w:line="324" w:lineRule="auto" w:before="200" w:after="80"/>
+      </w:pPr>
+      <w:r>
+        <w:rPr w:rFonts="맑은 고딕">
+          <w:rFonts w:ascii="맑은 고딕" w:hAnsi="맑은 고딕" w:eastAsia="맑은 고딕"/>
+          <w:b/>
+          <w:color w:val="1E3A8A"/>
+          <w:sz w:val="24"/>
+        </w:rPr>
+        <w:t>3. 음반 상세 분석</w:t>
+      </w:r>
+    </w:p>
+    <w:p>
+      <w:pPr>
+        <w:spacing w:line="324" w:lineRule="auto" w:after="80"/>
+      </w:pPr>
+      <w:r>
+        <w:rPr w:rFonts="맑은 고딕">
+          <w:rFonts w:ascii="맑은 고딕" w:hAnsi="맑은 고딕" w:eastAsia="맑은 고딕"/>
+          <w:b w:val="0"/>
+          <w:color w:val="6B7280"/>
+          <w:sz w:val="21"/>
+        </w:rPr>
+        <w:t xml:space="preserve">· </w:t>
+      </w:r>
+      <w:r>
+        <w:rPr w:rFonts="맑은 고딕">
+          <w:rFonts w:ascii="맑은 고딕" w:hAnsi="맑은 고딕" w:eastAsia="맑은 고딕"/>
+          <w:b/>
+          <w:color w:val="1F2937"/>
+          <w:sz w:val="21"/>
+        </w:rPr>
+        <w:t xml:space="preserve">역사적 위치: </w:t>
+      </w:r>
+      <w:r>
+        <w:rPr w:rFonts="맑은 고딕">
+          <w:rFonts w:ascii="맑은 고딕" w:hAnsi="맑은 고딕" w:eastAsia="맑은 고딕"/>
+          <w:b w:val="0"/>
+          <w:sz w:val="21"/>
+        </w:rPr>
+        <w:t>1970년대 초반 하드 록과 프로그레시브 록이 태동하던 시기, 아메리칸 루트 뮤직의 정수인 블루스, 가스펠, 컨트리를 가장 처절하고도 지적인 일렉트릭 사운드로 재해석해 낸 이정표적 앨범입니다. 과도한 스튜디오 효과를 배제하고 오직 손가락 끝의 압력과 앰프의 생생한 울림만으로 빚어낸 응축된 음악성은, 악기와 연주자가 하나 되는 '물아일체'의 미학을 대중음악사에 뚜렷이 새겼습니다.</w:t>
+      </w:r>
+    </w:p>
+    <w:p>
+      <w:pPr>
+        <w:spacing w:line="324" w:lineRule="auto" w:after="80"/>
+      </w:pPr>
+      <w:r>
+        <w:rPr w:rFonts="맑은 고딕">
+          <w:rFonts w:ascii="맑은 고딕" w:hAnsi="맑은 고딕" w:eastAsia="맑은 고딕"/>
+          <w:b w:val="0"/>
+          <w:color w:val="6B7280"/>
+          <w:sz w:val="21"/>
+        </w:rPr>
+        <w:t xml:space="preserve">· </w:t>
+      </w:r>
+      <w:r>
+        <w:rPr w:rFonts="맑은 고딕">
+          <w:rFonts w:ascii="맑은 고딕" w:hAnsi="맑은 고딕" w:eastAsia="맑은 고딕"/>
+          <w:b/>
+          <w:color w:val="1F2937"/>
+          <w:sz w:val="21"/>
+        </w:rPr>
+        <w:t xml:space="preserve">시대의 흔적(스토리텔링): </w:t>
+      </w:r>
+      <w:r>
+        <w:rPr w:rFonts="맑은 고딕">
+          <w:rFonts w:ascii="맑은 고딕" w:hAnsi="맑은 고딕" w:eastAsia="맑은 고딕"/>
+          <w:b w:val="0"/>
+          <w:sz w:val="21"/>
+        </w:rPr>
+        <w:t>반문화 운동의 열기가 저물고 베트남 전쟁의 짙은 그늘 아래 방황하던 1970년대 초 미국의 청춘들에게, 그의 연주는 가슴 깊은 곳의 상실과 고독을 대변하는 영혼의 안식처였습니다. 화려한 스포트라이트 뒤편에 가려진 소시민적 비애를 어루만지듯 흐르는 그의 기타 선율은 시대를 초월한 서정적 감성으로 당대 음악 애호가들의 마음을 뒤흔들었습니다.</w:t>
+      </w:r>
+    </w:p>
+    <w:p>
+      <w:pPr>
+        <w:spacing w:line="324" w:lineRule="auto" w:before="200" w:after="80"/>
+      </w:pPr>
+      <w:r>
+        <w:rPr w:rFonts="맑은 고딕">
+          <w:rFonts w:ascii="맑은 고딕" w:hAnsi="맑은 고딕" w:eastAsia="맑은 고딕"/>
+          <w:b/>
+          <w:color w:val="1E3A8A"/>
+          <w:sz w:val="24"/>
+        </w:rPr>
+        <w:t>4. 주요 수록곡 및 감상 제언</w:t>
+      </w:r>
+    </w:p>
+    <w:p>
+      <w:pPr>
+        <w:spacing w:line="324" w:lineRule="auto" w:after="80"/>
+      </w:pPr>
+      <w:r>
+        <w:rPr w:rFonts="맑은 고딕">
+          <w:rFonts w:ascii="맑은 고딕" w:hAnsi="맑은 고딕" w:eastAsia="맑은 고딕"/>
+          <w:b w:val="0"/>
+          <w:color w:val="6B7280"/>
+          <w:sz w:val="21"/>
+        </w:rPr>
+        <w:t xml:space="preserve">· </w:t>
+      </w:r>
+      <w:r>
+        <w:rPr w:rFonts="맑은 고딕">
+          <w:rFonts w:ascii="맑은 고딕" w:hAnsi="맑은 고딕" w:eastAsia="맑은 고딕"/>
+          <w:b/>
+          <w:color w:val="1F2937"/>
+          <w:sz w:val="21"/>
+        </w:rPr>
+        <w:t xml:space="preserve">주요 수록곡 특징: </w:t>
+      </w:r>
+      <w:r>
+        <w:rPr w:rFonts="맑은 고딕">
+          <w:rFonts w:ascii="맑은 고딕" w:hAnsi="맑은 고딕" w:eastAsia="맑은 고딕"/>
+          <w:b w:val="0"/>
+          <w:sz w:val="21"/>
+        </w:rPr>
+        <w:t>돈 깁슨의 컨트리 넘버를 처연하도록 아름다운 비가로 탈바꿈시킨 불후의 명연 'Sweet Dreams', 뷰캐넌의 쓸쓸한 독백 뒤로 천둥처럼 터져 나오는 기타의 절규가 전율을 선사하는 'The Messiah Will Come Again', 정통 블루스의 탄탄한 그루브와 섬세한 테크닉이 절묘하게 조화를 이루는 'Pete's Blue' 등 수록곡 전반이 기타 예술의 극한을 보여줍니다.</w:t>
+      </w:r>
+    </w:p>
+    <w:p>
+      <w:pPr>
+        <w:spacing w:line="324" w:lineRule="auto" w:after="80"/>
+      </w:pPr>
+      <w:r>
+        <w:rPr w:rFonts="맑은 고딕">
+          <w:rFonts w:ascii="맑은 고딕" w:hAnsi="맑은 고딕" w:eastAsia="맑은 고딕"/>
+          <w:b w:val="0"/>
+          <w:color w:val="6B7280"/>
+          <w:sz w:val="21"/>
+        </w:rPr>
+        <w:t xml:space="preserve">· </w:t>
+      </w:r>
+      <w:r>
+        <w:rPr w:rFonts="맑은 고딕">
+          <w:rFonts w:ascii="맑은 고딕" w:hAnsi="맑은 고딕" w:eastAsia="맑은 고딕"/>
+          <w:b/>
+          <w:color w:val="1F2937"/>
+          <w:sz w:val="21"/>
+        </w:rPr>
+        <w:t xml:space="preserve">빈티지 감상 제언: </w:t>
+      </w:r>
+      <w:r>
+        <w:rPr w:rFonts="맑은 고딕">
+          <w:rFonts w:ascii="맑은 고딕" w:hAnsi="맑은 고딕" w:eastAsia="맑은 고딕"/>
+          <w:b w:val="0"/>
+          <w:sz w:val="21"/>
+        </w:rPr>
+        <w:t>텔레캐스터 특유의 찌를 듯하면서도 따스한 배음과 진공관 앰프가 밀어내는 자연스러운 크런치 사운드를 온전히 느끼기 위해 아날로그 시스템 감상을 권합니다. 특히 진공관 앰프를 통해 LP의 소리골을 울리는 픽업의 미세한 마찰음과 잔향을 음미할 때, 연주자의 숨결과 손가락 끝의 굳은살마저 느껴질 듯한 극강의 임장감을 경험할 수 있습니다.</w:t>
+      </w:r>
+    </w:p>
+    <w:p>
+      <w:pPr>
+        <w:spacing w:line="324" w:lineRule="auto" w:after="80"/>
+      </w:pPr>
+      <w:r>
+        <w:rPr w:rFonts="맑은 고딕">
+          <w:rFonts w:ascii="맑은 고딕" w:hAnsi="맑은 고딕" w:eastAsia="맑은 고딕"/>
+          <w:b w:val="0"/>
+          <w:color w:val="6B7280"/>
+          <w:sz w:val="21"/>
+        </w:rPr>
+        <w:t xml:space="preserve">· </w:t>
+      </w:r>
+      <w:r>
+        <w:rPr w:rFonts="맑은 고딕">
+          <w:rFonts w:ascii="맑은 고딕" w:hAnsi="맑은 고딕" w:eastAsia="맑은 고딕"/>
+          <w:b/>
+          <w:color w:val="1F2937"/>
+          <w:sz w:val="21"/>
+        </w:rPr>
+        <w:t xml:space="preserve">소장 가치: </w:t>
+      </w:r>
+      <w:r>
+        <w:rPr w:rFonts="맑은 고딕">
+          <w:rFonts w:ascii="맑은 고딕" w:hAnsi="맑은 고딕" w:eastAsia="맑은 고딕"/>
+          <w:b w:val="0"/>
+          <w:sz w:val="21"/>
+        </w:rPr>
+        <w:t>기타 한 대만으로 클래식의 현악 독주곡에 비견될 만큼 깊은 서사와 예술적 무게감을 전해주는 음반으로, 바이닐 특유의 풍부한 다이내믹 레인지를 체감하기에 가장 이상적인 작품입니다. 순수했던 아날로그 황금기의 진정성이 온전히 보존된 음반이기에 정통 록 및 블루스 컬렉터라면 반드시 곁에 두어야 할 영구한 소장 가치를 지닙니다.</w:t>
+      </w:r>
+    </w:p>
+    <w:p>
+      <w:pPr>
+        <w:spacing w:line="324" w:lineRule="auto" w:after="120" w:before="160"/>
+      </w:pPr>
+      <w:r>
+        <w:rPr w:rFonts="맑은 고딕">
+          <w:rFonts w:ascii="맑은 고딕" w:hAnsi="맑은 고딕" w:eastAsia="맑은 고딕"/>
+          <w:b/>
+          <w:color w:val="4338CA"/>
+          <w:sz w:val="21"/>
+        </w:rPr>
+        <w:t>이 음반을 통해 한 고독한 거장이 낡은 기타 한 대로 세상에 토해낸 영혼의 절규와 그 속에 깃든 따스한 위로가 전해주는 감동을 다시 한번 경험해 보시는 것은 어떨까요?</w:t>
       </w:r>
     </w:p>
     <w:sectPr>
       <w:pgSz w:w="12240" w:h="15840"/>
-      <w:pgMar w:top="1440" w:right="1440" w:bottom="1440" w:left="1440" w:header="720" w:footer="720" w:gutter="0"/>
+      <w:pgMar w:top="1152" w:right="1296" w:bottom="1152" w:left="1296" w:header="720" w:footer="720" w:gutter="0"/>
       <w:cols w:space="720"/>
       <w:docGrid w:linePitch="360"/>
     </w:sectPr>

--- a/word_reports/LP_0303_위치_344_Roy Buchanan_Roy Buchanan.docx
+++ b/word_reports/LP_0303_위치_344_Roy Buchanan_Roy Buchanan.docx
@@ -32,7 +32,7 @@
     </w:p>
     <w:p>
       <w:pPr>
-        <w:spacing w:line="324" w:lineRule="auto" w:before="80" w:after="160"/>
+        <w:spacing w:line="324" w:lineRule="auto" w:before="80" w:after="120"/>
       </w:pPr>
       <w:r>
         <w:rPr w:rFonts="맑은 고딕">
@@ -42,13 +42,6 @@
           <w:sz w:val="22"/>
         </w:rPr>
         <w:t xml:space="preserve">[음반 소개] </w:t>
-      </w:r>
-      <w:r>
-        <w:rPr w:rFonts="맑은 고딕">
-          <w:rFonts w:ascii="맑은 고딕" w:hAnsi="맑은 고딕" w:eastAsia="맑은 고딕"/>
-          <w:b w:val="0"/>
-          <w:sz w:val="21"/>
-        </w:rPr>
       </w:r>
     </w:p>
     <w:p>
@@ -61,7 +54,33 @@
           <w:b w:val="0"/>
           <w:sz w:val="21"/>
         </w:rPr>
-        <w:t>일렉트릭 기타라는 악기가 뿜어낼 수 있는 가장 인간적이고도 비극적인 비명을 담아낸 로이 뷰캐넌의 1972년 메이저 데뷔작입니다. 화려한 스타덤을 거부한 채 오직 낡은 텔레캐스터 한 대에 자신의 영혼과 고독을 투영했던 그의 연주는 블루스와 컨트리의 경계를 넘어 숭고한 예술적 경지에 도달해 있습니다. 거친 숨결처럼 토해내는 서정적인 벤딩과 현을 쥐어짜는 듯한 하모닉스는 듣는 이의 심장에 깊고 아련한 상흔을 남기며 진정한 기타 예술의 본질을 일깨워 줍니다.</w:t>
+        <w:t>일렉트릭 기타라는 현대 문명의 악기가 인간의 목소리보다 더 깊고 처절한 영혼의 통곡을 담아낼 수 있음을 증명한 단 한 명의 이름을 꼽아야 한다면, 우리는 주저 없이 로이 뷰캐넌(Roy Buchanan)을 호명해야 합니다. 1972년에 세상의 빛을 본 이 셀프 타이틀 데뷔 앨범은 대중음악 역사상 가장 순수하면서도 가장 비극적인 서정을 품은 걸작 중 하나입니다. 당시 롤링 스톤스의 기타리스트 영입 제안마저 단칼에 거절한 채, 메릴랜드와 워싱턴 DC 일대의 어두컴컴한 바(bar)와 클럽에서 자신의 분신인 1953년산 펜더 텔레캐스터(Fender Telecaster, 애칭 '낸시')와 대화하던 은둔의 거장이 마침내 세상을 향해 건넨 첫 번째 고백록이 바로 이 음반입니다.</w:t>
+      </w:r>
+    </w:p>
+    <w:p>
+      <w:pPr>
+        <w:spacing w:line="324" w:lineRule="auto" w:after="120"/>
+      </w:pPr>
+      <w:r>
+        <w:rPr w:rFonts="맑은 고딕">
+          <w:rFonts w:ascii="맑은 고딕" w:hAnsi="맑은 고딕" w:eastAsia="맑은 고딕"/>
+          <w:b w:val="0"/>
+          <w:sz w:val="21"/>
+        </w:rPr>
+        <w:t>이 앨범이 당대 팝/록 역사에 남긴 발자취는 상업적 차트의 화려함보다 훨씬 더 깊고 영속적인 울림을 지닙니다. 하드 록과 글램 록의 화려한 스펙터클이 만개하던 1970년대 초반, 뷰캐넌은 그 어떤 기교적 과시나 외적인 포장 없이 오직 기타 한 대와 앰프의 볼륨 노브, 그리고 자신의 피 묻은 손끝만으로 음악적 우주를 완성했습니다. 볼륨 노브를 조절해 바이올린 같은 음색을 빚어내는 볼륨 주법(Volume Swell)과 찢어질 듯 날카롭게 배음을 긁어내는 핀치 하모닉스는 단순한 테크닉의 영역을 넘어 영혼을 쥐어짜는 예술적 절규로 승화되었습니다. 훗날 제프 벡(Jeff Beck)이 자신의 명반 [Blow by Blow]에서 그에게 바치는 헌정곡을 수록했을 정도로, 뷰캐넌의 기타는 당대 일류 연주자들에게조차 경외의 대상이었습니다.</w:t>
+      </w:r>
+    </w:p>
+    <w:p>
+      <w:pPr>
+        <w:spacing w:line="324" w:lineRule="auto" w:after="120"/>
+      </w:pPr>
+      <w:r>
+        <w:rPr w:rFonts="맑은 고딕">
+          <w:rFonts w:ascii="맑은 고딕" w:hAnsi="맑은 고딕" w:eastAsia="맑은 고딕"/>
+          <w:b w:val="0"/>
+          <w:sz w:val="21"/>
+        </w:rPr>
+        <w:t>음반에 수록된 한 음 한 음에는 고독한 삶을 관통했던 한 예술가의 시린 철학과 인간 실존에 대한 고뇌가 아로새겨져 있습니다. 그는 성공과 명예라는 세속적 덫에 걸려들기를 거부한 채, 블루스의 뿌리 깊은 한(恨)과 컨트리의 애상, 그리고 가스펠의 거룩한 구원을 기타 지판 위에 토해냈습니다. 시대를 초월하여 오늘날까지도 이 음반이 LP 애호가들의 턴테이블 위에서 각별한 온도를 뿜어내는 까닭은, 화려한 조명 뒤에 가려진 인간의 가장 연약하고 쓸쓸한 내면을 한 줄기 서정적인 선율로 어루만져 주는 불멸의 치유력이 깃들어 있기 때문입니다.</w:t>
       </w:r>
     </w:p>
     <w:p>
@@ -168,7 +187,7 @@
           <w:b w:val="0"/>
           <w:sz w:val="21"/>
         </w:rPr>
-        <w:t>1972년 8월 폴리도르(Polydor) 레코드를 통해 발매된 정규 데뷔 앨범으로, 미국 PBS 다큐멘터리 '세상에서 가장 위대한 무명 기타리스트' 방영 이후 전 세계 음악계의 뜨거운 조명 속에 발표된 역사적 명반입니다.</w:t>
+        <w:t>1972년 8월, 폴리도르(Polydor) 레코드를 통해 발매된 로이 뷰캐넌의 메이저 정식 데뷔 앨범. PBS 다큐멘터리 'The Best Unknown Guitarist In The World' 방영 이후 쏟아진 대중적 관심 속에서 녹음된 역사적 작품.</w:t>
       </w:r>
     </w:p>
     <w:p>
@@ -199,7 +218,7 @@
           <w:b w:val="0"/>
           <w:sz w:val="21"/>
         </w:rPr>
-        <w:t>발매 직후 특별한 대중적 프로모션 없이도 순수한 입소문과 음악적 충격파를 통해 빌보드 200 차트 107위에 올랐으며, 오랜 세월 꾸준한 스테디셀러로 사랑받아 50만 장 이상의 판매고를 올리며 RIAA 골드 디스크를 기록했습니다.</w:t>
+        <w:t>발매 당시 빌보드 200 차트 107위를 기록하며 차트 최상위권은 아니었으나, 평단과 뮤지션들 사이의 뜨거운 입소문을 통해 스테디셀러로 자리 잡아 미국 내에서만 골드 레코드(50만 장 이상 판매)를 달성함.</w:t>
       </w:r>
     </w:p>
     <w:p>
@@ -230,7 +249,7 @@
           <w:b w:val="0"/>
           <w:sz w:val="21"/>
         </w:rPr>
-        <w:t>롤링 스톤(Rolling Stone)을 비롯한 전 세계 유수 음악 평단으로부터 "일렉트릭 기타 표현의 지평을 넓힌 마스터피스"라는 찬사를 받았으며, 후대 일렉트릭 기타리스트들의 필청 교본이자 역사상 최고의 기타 명반 중 하나로 널리 공인받고 있습니다.</w:t>
+        <w:t>롤링 스톤(Rolling Stone)지 등 유수 음악 매체로부터 '역사상 가장 위대한 기타 음반' 중 하나로 극찬받았으며, 뷰캐넌을 '가장 위대한 기타리스트' 반열에 영구히 각인시킨 명반으로 평가받음.</w:t>
       </w:r>
     </w:p>
     <w:p>
@@ -275,7 +294,7 @@
           <w:b w:val="0"/>
           <w:sz w:val="21"/>
         </w:rPr>
-        <w:t>미국</w:t>
+        <w:t>미국 (United States)</w:t>
       </w:r>
     </w:p>
     <w:p>
@@ -337,7 +356,7 @@
           <w:b w:val="0"/>
           <w:sz w:val="21"/>
         </w:rPr>
-        <w:t>솔로</w:t>
+        <w:t>솔로 (Solo)</w:t>
       </w:r>
     </w:p>
     <w:p>
@@ -368,7 +387,7 @@
           <w:b w:val="0"/>
           <w:sz w:val="21"/>
         </w:rPr>
-        <w:t>로이 뷰캐넌은 1953년산 펜더 텔레캐스터 '낸시(Nancy)'를 통해 기타를 마치 흐느끼는 인간의 음성처럼 노래하게 만든 비운의 천재 기타리스트입니다. 볼륨 주법과 독창적인 피킹 하모닉스로 자신만의 독보적인 톤을 확립하였으며, 롤링 스톤스의 가입 제안마저 고사한 채 평생을 순수한 장인 정신으로 일관하여 제프 벡을 비롯한 수많은 거장들에게 지대한 영감을 선사했습니다.</w:t>
+        <w:t>'세상에서 가장 위대한 무명 기타리스트'라는 별칭을 가졌던 전설적인 블루스/록 거장입니다. 펜더 텔레캐스터 기타의 잠재력을 극한으로 끌어올린 독보적인 주법과 인간의 흐느낌을 모사하는 톤으로 일렉트릭 기타를 성악적 경지로 승화시켰으며, 에릭 클랩튼, 제프 벡 등 당대 최고의 기타 영웅들에게 지대한 예술적 영향을 끼쳤습니다.</w:t>
       </w:r>
     </w:p>
     <w:p>
@@ -413,7 +432,7 @@
           <w:b w:val="0"/>
           <w:sz w:val="21"/>
         </w:rPr>
-        <w:t>1970년대 초반 하드 록과 프로그레시브 록이 태동하던 시기, 아메리칸 루트 뮤직의 정수인 블루스, 가스펠, 컨트리를 가장 처절하고도 지적인 일렉트릭 사운드로 재해석해 낸 이정표적 앨범입니다. 과도한 스튜디오 효과를 배제하고 오직 손가락 끝의 압력과 앰프의 생생한 울림만으로 빚어낸 응축된 음악성은, 악기와 연주자가 하나 되는 '물아일체'의 미학을 대중음악사에 뚜렷이 새겼습니다.</w:t>
+        <w:t>일렉트릭 기타가 단순한 리듬 섹션이나 반주 악기를 넘어 연주자의 심장과 내면을 대변하는 ‘가장 진솔한 영혼의 메신저’가 될 수 있음을 증명한 팝/록 음악사의 위대한 이정표입니다. 블루스, 컨트리, 록앤롤의 장르적 경계를 완전히 허물고 자신만의 서정적 독백으로 재창조해 낸 독창적 완성도를 자랑합니다.</w:t>
       </w:r>
     </w:p>
     <w:p>
@@ -444,7 +463,7 @@
           <w:b w:val="0"/>
           <w:sz w:val="21"/>
         </w:rPr>
-        <w:t>반문화 운동의 열기가 저물고 베트남 전쟁의 짙은 그늘 아래 방황하던 1970년대 초 미국의 청춘들에게, 그의 연주는 가슴 깊은 곳의 상실과 고독을 대변하는 영혼의 안식처였습니다. 화려한 스포트라이트 뒤편에 가려진 소시민적 비애를 어루만지듯 흐르는 그의 기타 선율은 시대를 초월한 서정적 감성으로 당대 음악 애호가들의 마음을 뒤흔들었습니다.</w:t>
+        <w:t>베트남 전쟁의 장기화와 히피 문화의 종식으로 짙은 피로감과 냉소가 감돌던 1970년대 초반, 뷰캐넌의 음반은 상실감에 젖어 있던 청춘들에게 거짓 없는 눈물과 카타르시스를 건넸습니다. 대형 스타디움의 화려한 록스타를 지양하고 묵묵히 어둠 속에서 진실만을 연주하던 그의 투박한 태도는 당시 방황하던 대중의 감성과 깊은 공명대를 형성했습니다.</w:t>
       </w:r>
     </w:p>
     <w:p>
@@ -489,7 +508,99 @@
           <w:b w:val="0"/>
           <w:sz w:val="21"/>
         </w:rPr>
-        <w:t>돈 깁슨의 컨트리 넘버를 처연하도록 아름다운 비가로 탈바꿈시킨 불후의 명연 'Sweet Dreams', 뷰캐넌의 쓸쓸한 독백 뒤로 천둥처럼 터져 나오는 기타의 절규가 전율을 선사하는 'The Messiah Will Come Again', 정통 블루스의 탄탄한 그루브와 섬세한 테크닉이 절묘하게 조화를 이루는 'Pete's Blue' 등 수록곡 전반이 기타 예술의 극한을 보여줍니다.</w:t>
+      </w:r>
+    </w:p>
+    <w:p>
+      <w:pPr>
+        <w:spacing w:line="324" w:lineRule="auto" w:after="80"/>
+      </w:pPr>
+      <w:r>
+        <w:rPr w:rFonts="맑은 고딕">
+          <w:rFonts w:ascii="맑은 고딕" w:hAnsi="맑은 고딕" w:eastAsia="맑은 고딕"/>
+          <w:b w:val="0"/>
+          <w:color w:val="6B7280"/>
+          <w:sz w:val="21"/>
+        </w:rPr>
+        <w:t xml:space="preserve">· </w:t>
+      </w:r>
+      <w:r>
+        <w:rPr w:rFonts="맑은 고딕">
+          <w:rFonts w:ascii="맑은 고딕" w:hAnsi="맑은 고딕" w:eastAsia="맑은 고딕"/>
+          <w:b/>
+          <w:color w:val="1F2937"/>
+          <w:sz w:val="21"/>
+        </w:rPr>
+        <w:t xml:space="preserve">"The Messiah Will Come Again": </w:t>
+      </w:r>
+      <w:r>
+        <w:rPr w:rFonts="맑은 고딕">
+          <w:rFonts w:ascii="맑은 고딕" w:hAnsi="맑은 고딕" w:eastAsia="맑은 고딕"/>
+          <w:b w:val="0"/>
+          <w:sz w:val="21"/>
+        </w:rPr>
+        <w:t>비장한 파이프 오르간과 뷰캐넌의 읊조리는 내레이션으로 시작해, 마침내 폭발하는 기타 솔로가 절규하듯 터져 나오는 트랙으로, 일렉트릭 기타 역사상 가장 비극적이고 숭고한 명연주로 꼽힙니다.</w:t>
+      </w:r>
+    </w:p>
+    <w:p>
+      <w:pPr>
+        <w:spacing w:line="324" w:lineRule="auto" w:after="80"/>
+      </w:pPr>
+      <w:r>
+        <w:rPr w:rFonts="맑은 고딕">
+          <w:rFonts w:ascii="맑은 고딕" w:hAnsi="맑은 고딕" w:eastAsia="맑은 고딕"/>
+          <w:b w:val="0"/>
+          <w:color w:val="6B7280"/>
+          <w:sz w:val="21"/>
+        </w:rPr>
+        <w:t xml:space="preserve">· </w:t>
+      </w:r>
+      <w:r>
+        <w:rPr w:rFonts="맑은 고딕">
+          <w:rFonts w:ascii="맑은 고딕" w:hAnsi="맑은 고딕" w:eastAsia="맑은 고딕"/>
+          <w:b/>
+          <w:color w:val="1F2937"/>
+          <w:sz w:val="21"/>
+        </w:rPr>
+        <w:t xml:space="preserve">"Sweet Dreams": </w:t>
+      </w:r>
+      <w:r>
+        <w:rPr w:rFonts="맑은 고딕">
+          <w:rFonts w:ascii="맑은 고딕" w:hAnsi="맑은 고딕" w:eastAsia="맑은 고딕"/>
+          <w:b w:val="0"/>
+          <w:sz w:val="21"/>
+        </w:rPr>
+        <w:t>돈 깁슨의 고전을 재해석한 곡으로, 섬세한 볼륨 조절과 피킹 뉘앙스로 아련한 꿈결을 걷는 듯한 서정적 비장미를 선사하는 연주곡입니다.</w:t>
+      </w:r>
+    </w:p>
+    <w:p>
+      <w:pPr>
+        <w:spacing w:line="324" w:lineRule="auto" w:after="80"/>
+      </w:pPr>
+      <w:r>
+        <w:rPr w:rFonts="맑은 고딕">
+          <w:rFonts w:ascii="맑은 고딕" w:hAnsi="맑은 고딕" w:eastAsia="맑은 고딕"/>
+          <w:b w:val="0"/>
+          <w:color w:val="6B7280"/>
+          <w:sz w:val="21"/>
+        </w:rPr>
+        <w:t xml:space="preserve">· </w:t>
+      </w:r>
+      <w:r>
+        <w:rPr w:rFonts="맑은 고딕">
+          <w:rFonts w:ascii="맑은 고딕" w:hAnsi="맑은 고딕" w:eastAsia="맑은 고딕"/>
+          <w:b/>
+          <w:color w:val="1F2937"/>
+          <w:sz w:val="21"/>
+        </w:rPr>
+        <w:t xml:space="preserve">"Pete's Blue" &amp; "John's Blues": </w:t>
+      </w:r>
+      <w:r>
+        <w:rPr w:rFonts="맑은 고딕">
+          <w:rFonts w:ascii="맑은 고딕" w:hAnsi="맑은 고딕" w:eastAsia="맑은 고딕"/>
+          <w:b w:val="0"/>
+          <w:sz w:val="21"/>
+        </w:rPr>
+        <w:t>거장의 흙냄새 짙은 블루스 근간과 폭발적인 즉흥 연주의 긴장감을 고스란히 맛볼 수 있는 정통 블루스 트랙들입니다.</w:t>
       </w:r>
     </w:p>
     <w:p>
@@ -520,7 +631,7 @@
           <w:b w:val="0"/>
           <w:sz w:val="21"/>
         </w:rPr>
-        <w:t>텔레캐스터 특유의 찌를 듯하면서도 따스한 배음과 진공관 앰프가 밀어내는 자연스러운 크런치 사운드를 온전히 느끼기 위해 아날로그 시스템 감상을 권합니다. 특히 진공관 앰프를 통해 LP의 소리골을 울리는 픽업의 미세한 마찰음과 잔향을 음미할 때, 연주자의 숨결과 손가락 끝의 굳은살마저 느껴질 듯한 극강의 임장감을 경험할 수 있습니다.</w:t>
+        <w:t>진공관 앰프에 예열이 충분히 오른 밤, 턴테이블의 카트리지가 바이닐의 고랑을 긁으며 일으키는 미세한 마찰음과 함께 감상하시기를 권합니다. 텔레캐스터 특유의 앙칼진 고음역이 진공관의 따스한 배음을 통과할 때 피어오르는 울림은 디지털 음원에서는 절대 경험할 수 없는 아날로그만의 숨결입니다.</w:t>
       </w:r>
     </w:p>
     <w:p>
@@ -551,7 +662,7 @@
           <w:b w:val="0"/>
           <w:sz w:val="21"/>
         </w:rPr>
-        <w:t>기타 한 대만으로 클래식의 현악 독주곡에 비견될 만큼 깊은 서사와 예술적 무게감을 전해주는 음반으로, 바이닐 특유의 풍부한 다이내믹 레인지를 체감하기에 가장 이상적인 작품입니다. 순수했던 아날로그 황금기의 진정성이 온전히 보존된 음반이기에 정통 록 및 블루스 컬렉터라면 반드시 곁에 두어야 할 영구한 소장 가치를 지닙니다.</w:t>
+        <w:t>스튜디오의 인위적인 후반 보정이 배제된 채 테이프에 담긴 앰프의 생생한 험(hum) 노이즈와 거장의 거친 숨소리까지 봉인된 앨범입니다. 일렉트릭 기타의 진정한 '톤(Tone)'과 원초적 서정을 사랑하는 정통 LP 컬렉터라면 필히 턴테이블 곁에 비치해 두어야 할 불멸의 아날로그 유산입니다.</w:t>
       </w:r>
     </w:p>
     <w:p>
@@ -565,7 +676,7 @@
           <w:color w:val="4338CA"/>
           <w:sz w:val="21"/>
         </w:rPr>
-        <w:t>이 음반을 통해 한 고독한 거장이 낡은 기타 한 대로 세상에 토해낸 영혼의 절규와 그 속에 깃든 따스한 위로가 전해주는 감동을 다시 한번 경험해 보시는 것은 어떨까요?</w:t>
+        <w:t>이 음반을 통해 한 시대를 풍미했던 은둔 거장의 손끝에서 피어난 영혼의 흐느낌과 고결한 서정이 전해주는 감동을 다시 한번 경험해 보시는 것은 어떨까요?</w:t>
       </w:r>
     </w:p>
     <w:sectPr>
